--- a/Xuehao_Xu_Research_CV_EN_v4.docx
+++ b/Xuehao_Xu_Research_CV_EN_v4.docx
@@ -4,52 +4,773 @@
   <w:body>
     <w:p>
       <w:pPr>
-        <w:spacing w:before="0" w:after="0" w:line="240" w:lineRule="auto"/>
-        <w:jc w:val="center"/>
+        <w:keepNext w:val="0"/>
+        <w:spacing w:before="0" w:after="10" w:line="240" w:lineRule="auto"/>
       </w:pPr>
       <w:r>
-        <w:drawing>
-          <wp:inline xmlns:a="http://schemas.openxmlformats.org/drawingml/2006/main" xmlns:pic="http://schemas.openxmlformats.org/drawingml/2006/picture">
-            <wp:extent cx="7559984" cy="10691987"/>
-            <wp:docPr id="1" name="Picture 1" descr="Rendered research CV page"/>
-            <wp:cNvGraphicFramePr>
-              <a:graphicFrameLocks noChangeAspect="1"/>
-            </wp:cNvGraphicFramePr>
-            <a:graphic>
-              <a:graphicData uri="http://schemas.openxmlformats.org/drawingml/2006/picture">
-                <pic:pic>
-                  <pic:nvPicPr>
-                    <pic:cNvPr id="0" name="en-1.png"/>
-                    <pic:cNvPicPr/>
-                  </pic:nvPicPr>
-                  <pic:blipFill>
-                    <a:blip r:embed="rId9"/>
-                    <a:stretch>
-                      <a:fillRect/>
-                    </a:stretch>
-                  </pic:blipFill>
-                  <pic:spPr>
-                    <a:xfrm>
-                      <a:off x="0" y="0"/>
-                      <a:ext cx="7559984" cy="10691987"/>
-                    </a:xfrm>
-                    <a:prstGeom prst="rect"/>
-                  </pic:spPr>
-                </pic:pic>
-              </a:graphicData>
-            </a:graphic>
-          </wp:inline>
-        </w:drawing>
+        <w:rPr>
+          <w:rFonts w:ascii="Arial" w:hAnsi="Arial"/>
+          <w:b/>
+          <w:i w:val="0"/>
+          <w:color w:val="12314D"/>
+          <w:sz w:val="42"/>
+        </w:rPr>
+        <w:t>XUEHAO XU</w:t>
+      </w:r>
+      <w:r>
+        <w:rPr>
+          <w:rFonts w:ascii="Arial" w:hAnsi="Arial"/>
+          <w:b w:val="0"/>
+          <w:i w:val="0"/>
+          <w:color w:val="5E6C77"/>
+          <w:sz w:val="20"/>
+        </w:rPr>
+        <w:t xml:space="preserve">  |  Research CV</w:t>
+      </w:r>
+    </w:p>
+    <w:p>
+      <w:pPr>
+        <w:keepNext w:val="0"/>
+        <w:spacing w:before="0" w:after="60" w:line="240" w:lineRule="auto"/>
+        <w:pBdr>
+          <w:bottom w:val="single" w:sz="6" w:space="4" w:color="1E6E96"/>
+        </w:pBdr>
+      </w:pPr>
+      <w:r>
+        <w:rPr>
+          <w:rFonts w:ascii="Arial" w:hAnsi="Arial"/>
+          <w:b w:val="0"/>
+          <w:i w:val="0"/>
+          <w:color w:val="5E6C77"/>
+          <w:sz w:val="17"/>
+        </w:rPr>
+        <w:t>Email: xuxue6800@gmail.com | GitHub: github.com/srontover | Homepage: srontover.github.io</w:t>
+      </w:r>
+    </w:p>
+    <w:p>
+      <w:pPr>
+        <w:keepNext/>
+        <w:spacing w:before="100" w:after="60" w:line="240" w:lineRule="auto"/>
+        <w:pBdr>
+          <w:bottom w:val="single" w:sz="6" w:space="4" w:color="C8D4DE"/>
+        </w:pBdr>
+      </w:pPr>
+      <w:r>
+        <w:rPr>
+          <w:rFonts w:ascii="Arial" w:hAnsi="Arial"/>
+          <w:b/>
+          <w:i w:val="0"/>
+          <w:color w:val="1E6E96"/>
+          <w:sz w:val="18"/>
+        </w:rPr>
+        <w:t>RESEARCH INTERESTS</w:t>
+      </w:r>
+    </w:p>
+    <w:p>
+      <w:pPr>
+        <w:keepNext w:val="0"/>
+        <w:spacing w:before="0" w:after="50" w:line="240" w:lineRule="auto"/>
+      </w:pPr>
+      <w:r>
+        <w:rPr>
+          <w:rFonts w:ascii="Arial" w:hAnsi="Arial"/>
+          <w:b w:val="0"/>
+          <w:i w:val="0"/>
+          <w:color w:val="1D2730"/>
+          <w:sz w:val="18"/>
+        </w:rPr>
+        <w:t>Humanoid Robot Learning; Reinforcement Learning and Learning-Based Control; Motion Priors and Imitation Learning; Unified Skill Policies; Whole-Body Control; Contact-Rich Physical Skills; Sim-to-Real Transfer</w:t>
+      </w:r>
+    </w:p>
+    <w:p>
+      <w:pPr>
+        <w:keepNext/>
+        <w:spacing w:before="100" w:after="60" w:line="240" w:lineRule="auto"/>
+        <w:pBdr>
+          <w:bottom w:val="single" w:sz="6" w:space="4" w:color="C8D4DE"/>
+        </w:pBdr>
+      </w:pPr>
+      <w:r>
+        <w:rPr>
+          <w:rFonts w:ascii="Arial" w:hAnsi="Arial"/>
+          <w:b/>
+          <w:i w:val="0"/>
+          <w:color w:val="1E6E96"/>
+          <w:sz w:val="18"/>
+        </w:rPr>
+        <w:t>EDUCATION</w:t>
+      </w:r>
+    </w:p>
+    <w:p>
+      <w:pPr>
+        <w:keepNext/>
+        <w:spacing w:before="0" w:after="10" w:line="240" w:lineRule="auto"/>
+      </w:pPr>
+      <w:r>
+        <w:rPr>
+          <w:rFonts w:ascii="Arial" w:hAnsi="Arial"/>
+          <w:b/>
+          <w:i w:val="0"/>
+          <w:color w:val="12314D"/>
+          <w:sz w:val="20"/>
+        </w:rPr>
+        <w:t>Nanjing University of Posts and Telecommunications (NJUPT)</w:t>
+      </w:r>
+    </w:p>
+    <w:p>
+      <w:pPr>
+        <w:keepNext w:val="0"/>
+        <w:spacing w:before="0" w:after="12" w:line="240" w:lineRule="auto"/>
+      </w:pPr>
+      <w:r>
+        <w:rPr>
+          <w:rFonts w:ascii="Arial" w:hAnsi="Arial"/>
+          <w:b w:val="0"/>
+          <w:i w:val="0"/>
+          <w:color w:val="5E6C77"/>
+          <w:sz w:val="18"/>
+        </w:rPr>
+        <w:t>B.Eng. Candidate in Artificial Intelligence | Expected Graduation: 2028</w:t>
+      </w:r>
+    </w:p>
+    <w:p>
+      <w:pPr>
+        <w:keepNext w:val="0"/>
+        <w:spacing w:before="0" w:after="40" w:line="240" w:lineRule="auto"/>
+      </w:pPr>
+      <w:r>
+        <w:rPr>
+          <w:rFonts w:ascii="Arial" w:hAnsi="Arial"/>
+          <w:b w:val="0"/>
+          <w:i w:val="0"/>
+          <w:color w:val="1D2730"/>
+          <w:sz w:val="18"/>
+        </w:rPr>
+        <w:t>GPA: 4.08/5.0 | Ranked 3/133 in Artificial Intelligence</w:t>
+      </w:r>
+    </w:p>
+    <w:p>
+      <w:pPr>
+        <w:keepNext/>
+        <w:spacing w:before="100" w:after="60" w:line="240" w:lineRule="auto"/>
+        <w:pBdr>
+          <w:bottom w:val="single" w:sz="6" w:space="4" w:color="C8D4DE"/>
+        </w:pBdr>
+      </w:pPr>
+      <w:r>
+        <w:rPr>
+          <w:rFonts w:ascii="Arial" w:hAnsi="Arial"/>
+          <w:b/>
+          <w:i w:val="0"/>
+          <w:color w:val="1E6E96"/>
+          <w:sz w:val="18"/>
+        </w:rPr>
+        <w:t>RESEARCH EXPERIENCE</w:t>
+      </w:r>
+    </w:p>
+    <w:p>
+      <w:pPr>
+        <w:keepNext/>
+        <w:tabs>
+          <w:tab w:pos="10253" w:val="right"/>
+        </w:tabs>
+        <w:spacing w:before="40" w:after="8" w:line="240" w:lineRule="auto"/>
+      </w:pPr>
+      <w:r>
+        <w:rPr>
+          <w:rFonts w:ascii="Arial" w:hAnsi="Arial"/>
+          <w:b/>
+          <w:i w:val="0"/>
+          <w:color w:val="12314D"/>
+          <w:sz w:val="20"/>
+        </w:rPr>
+        <w:t>Humanoid Robot Learning and Motion Prior Research</w:t>
+      </w:r>
+      <w:r>
+        <w:rPr>
+          <w:rFonts w:ascii="Arial" w:hAnsi="Arial"/>
+          <w:b w:val="0"/>
+          <w:i/>
+          <w:color w:val="5E6C77"/>
+          <w:sz w:val="18"/>
+        </w:rPr>
+        <w:tab/>
+        <w:t>Sep 2026-Present</w:t>
+      </w:r>
+    </w:p>
+    <w:p>
+      <w:pPr>
+        <w:keepNext/>
+        <w:spacing w:before="0" w:after="12" w:line="240" w:lineRule="auto"/>
+      </w:pPr>
+      <w:r>
+        <w:rPr>
+          <w:rFonts w:ascii="Arial" w:hAnsi="Arial"/>
+          <w:b w:val="0"/>
+          <w:i/>
+          <w:color w:val="5E6C77"/>
+          <w:sz w:val="17"/>
+        </w:rPr>
+        <w:t>The Chinese University of Hong Kong | Research Intern (Remote) | Supervised by Dr. Zike Yan (Tsinghua AIR) and Prof. Zhongyu Li (CUHK MAE)</w:t>
+      </w:r>
+    </w:p>
+    <w:p>
+      <w:pPr>
+        <w:pStyle w:val="ListBullet"/>
+        <w:keepNext w:val="0"/>
+        <w:spacing w:before="0" w:after="10" w:line="240" w:lineRule="auto"/>
+        <w:ind w:left="274" w:hanging="202"/>
+      </w:pPr>
+      <w:r>
+        <w:rPr>
+          <w:rFonts w:ascii="Arial" w:hAnsi="Arial"/>
+          <w:b w:val="0"/>
+          <w:i w:val="0"/>
+          <w:color w:val="1D2730"/>
+          <w:sz w:val="17"/>
+        </w:rPr>
+        <w:t>Participating in research training on humanoid robot learning, whole-body control, motion imitation and motion priors, and task adaptation through literature review, paper presentations, research-question formulation, and experiment planning.</w:t>
+      </w:r>
+    </w:p>
+    <w:p>
+      <w:pPr>
+        <w:pStyle w:val="ListBullet"/>
+        <w:keepNext w:val="0"/>
+        <w:spacing w:before="0" w:after="10" w:line="240" w:lineRule="auto"/>
+        <w:ind w:left="274" w:hanging="202"/>
+      </w:pPr>
+      <w:r>
+        <w:rPr>
+          <w:rFonts w:ascii="Arial" w:hAnsi="Arial"/>
+          <w:b w:val="0"/>
+          <w:i w:val="0"/>
+          <w:color w:val="1D2730"/>
+          <w:sz w:val="17"/>
+        </w:rPr>
+        <w:t>Reviewed RoboNaldo, Humanoid Goalkeeper, PAiD, PGMT, SMP, ADD, ConsMimic, and CMDP, analyzing conflicts between task objectives and motion imitation or priors, conditional relaxation, and multi-objective formulations.</w:t>
+      </w:r>
+    </w:p>
+    <w:p>
+      <w:pPr>
+        <w:pStyle w:val="ListBullet"/>
+        <w:keepNext w:val="0"/>
+        <w:spacing w:before="0" w:after="10" w:line="240" w:lineRule="auto"/>
+        <w:ind w:left="274" w:hanging="202"/>
+      </w:pPr>
+      <w:r>
+        <w:rPr>
+          <w:rFonts w:ascii="Arial" w:hAnsi="Arial"/>
+          <w:b w:val="0"/>
+          <w:i w:val="0"/>
+          <w:color w:val="1D2730"/>
+          <w:sz w:val="17"/>
+        </w:rPr>
+        <w:t>Exploring unified policies, skill-transition and OOD issues from discontinuous motion data, and human-like motion guidance beyond joint-level tracking errors; planning reproduction of SMP and soccer-related baselines.</w:t>
+      </w:r>
+    </w:p>
+    <w:p>
+      <w:pPr>
+        <w:keepNext/>
+        <w:tabs>
+          <w:tab w:pos="10253" w:val="right"/>
+        </w:tabs>
+        <w:spacing w:before="40" w:after="8" w:line="240" w:lineRule="auto"/>
+      </w:pPr>
+      <w:r>
+        <w:rPr>
+          <w:rFonts w:ascii="Arial" w:hAnsi="Arial"/>
+          <w:b/>
+          <w:i w:val="0"/>
+          <w:color w:val="12314D"/>
+          <w:sz w:val="20"/>
+        </w:rPr>
+        <w:t>Reinforcement Learning for Dynamic Humanoid Skills</w:t>
+      </w:r>
+      <w:r>
+        <w:rPr>
+          <w:rFonts w:ascii="Arial" w:hAnsi="Arial"/>
+          <w:b w:val="0"/>
+          <w:i/>
+          <w:color w:val="5E6C77"/>
+          <w:sz w:val="18"/>
+        </w:rPr>
+        <w:tab/>
+        <w:t>2026-Present</w:t>
+      </w:r>
+    </w:p>
+    <w:p>
+      <w:pPr>
+        <w:keepNext/>
+        <w:spacing w:before="0" w:after="12" w:line="240" w:lineRule="auto"/>
+      </w:pPr>
+      <w:r>
+        <w:rPr>
+          <w:rFonts w:ascii="Arial" w:hAnsi="Arial"/>
+          <w:b w:val="0"/>
+          <w:i/>
+          <w:color w:val="5E6C77"/>
+          <w:sz w:val="17"/>
+        </w:rPr>
+        <w:t>Independent Project | Booster T1 Locomotion, Kicking, and Conditional AMP Exploration</w:t>
+      </w:r>
+    </w:p>
+    <w:p>
+      <w:pPr>
+        <w:pStyle w:val="ListBullet"/>
+        <w:keepNext w:val="0"/>
+        <w:spacing w:before="0" w:after="10" w:line="240" w:lineRule="auto"/>
+        <w:ind w:left="274" w:hanging="202"/>
+      </w:pPr>
+      <w:r>
+        <w:rPr>
+          <w:rFonts w:ascii="Arial" w:hAnsi="Arial"/>
+          <w:b w:val="0"/>
+          <w:i w:val="0"/>
+          <w:color w:val="1D2730"/>
+          <w:sz w:val="17"/>
+        </w:rPr>
+        <w:t>Implemented and modified reinforcement-learning environments for a 23-DoF Booster T1 humanoid using MuJoCo, MJLab, and Warp; trained locomotion and kicking skills with PPO.</w:t>
+      </w:r>
+    </w:p>
+    <w:p>
+      <w:pPr>
+        <w:pStyle w:val="ListBullet"/>
+        <w:keepNext w:val="0"/>
+        <w:spacing w:before="0" w:after="10" w:line="240" w:lineRule="auto"/>
+        <w:ind w:left="274" w:hanging="202"/>
+      </w:pPr>
+      <w:r>
+        <w:rPr>
+          <w:rFonts w:ascii="Arial" w:hAnsi="Arial"/>
+          <w:b w:val="0"/>
+          <w:i w:val="0"/>
+          <w:color w:val="1D2730"/>
+          <w:sz w:val="17"/>
+        </w:rPr>
+        <w:t>Configured 8,192 parallel environments and implemented observation and action spaces, ball-reset logic, contact detection, reward shaping, termination conditions, and curriculum learning.</w:t>
+      </w:r>
+    </w:p>
+    <w:p>
+      <w:pPr>
+        <w:pStyle w:val="ListBullet"/>
+        <w:keepNext w:val="0"/>
+        <w:spacing w:before="0" w:after="10" w:line="240" w:lineRule="auto"/>
+        <w:ind w:left="274" w:hanging="202"/>
+      </w:pPr>
+      <w:r>
+        <w:rPr>
+          <w:rFonts w:ascii="Arial" w:hAnsi="Arial"/>
+          <w:b w:val="0"/>
+          <w:i w:val="0"/>
+          <w:color w:val="1D2730"/>
+          <w:sz w:val="17"/>
+        </w:rPr>
+        <w:t>Established a training and evaluation workflow for approach, stance adjustment, forward kicking, and recovery; analyzed contact quality, ball velocity, target-direction error, termination causes, and training stability. High-precision kicking accuracy remains under optimization.</w:t>
+      </w:r>
+    </w:p>
+    <w:p>
+      <w:pPr>
+        <w:pStyle w:val="ListBullet"/>
+        <w:keepNext w:val="0"/>
+        <w:spacing w:before="0" w:after="10" w:line="240" w:lineRule="auto"/>
+        <w:ind w:left="274" w:hanging="202"/>
+      </w:pPr>
+      <w:r>
+        <w:rPr>
+          <w:rFonts w:ascii="Arial" w:hAnsi="Arial"/>
+          <w:b w:val="0"/>
+          <w:i w:val="0"/>
+          <w:color w:val="1D2730"/>
+          <w:sz w:val="17"/>
+        </w:rPr>
+        <w:t>Investigating Conditional AMP and motion-prior approaches for expert-motion and policy-condition alignment, skill generalization, and training stability.</w:t>
+      </w:r>
+    </w:p>
+    <w:p>
+      <w:pPr>
+        <w:keepNext/>
+        <w:tabs>
+          <w:tab w:pos="10253" w:val="right"/>
+        </w:tabs>
+        <w:spacing w:before="40" w:after="8" w:line="240" w:lineRule="auto"/>
+      </w:pPr>
+      <w:r>
+        <w:rPr>
+          <w:rFonts w:ascii="Arial" w:hAnsi="Arial"/>
+          <w:b/>
+          <w:i w:val="0"/>
+          <w:color w:val="12314D"/>
+          <w:sz w:val="20"/>
+        </w:rPr>
+        <w:t>Robot Hand-Eye Calibration with 3D Sensing and Geometric Constraints</w:t>
+      </w:r>
+      <w:r>
+        <w:rPr>
+          <w:rFonts w:ascii="Arial" w:hAnsi="Arial"/>
+          <w:b w:val="0"/>
+          <w:i/>
+          <w:color w:val="5E6C77"/>
+          <w:sz w:val="18"/>
+        </w:rPr>
+        <w:tab/>
+        <w:t>2026</w:t>
+      </w:r>
+    </w:p>
+    <w:p>
+      <w:pPr>
+        <w:keepNext/>
+        <w:spacing w:before="0" w:after="12" w:line="240" w:lineRule="auto"/>
+      </w:pPr>
+      <w:r>
+        <w:rPr>
+          <w:rFonts w:ascii="Arial" w:hAnsi="Arial"/>
+          <w:b w:val="0"/>
+          <w:i/>
+          <w:color w:val="5E6C77"/>
+          <w:sz w:val="17"/>
+        </w:rPr>
+        <w:t>Nanjing University of Posts and Telecommunications | Research Project | Manuscript in Preparation</w:t>
+      </w:r>
+    </w:p>
+    <w:p>
+      <w:pPr>
+        <w:pStyle w:val="ListBullet"/>
+        <w:keepNext w:val="0"/>
+        <w:spacing w:before="0" w:after="10" w:line="240" w:lineRule="auto"/>
+        <w:ind w:left="274" w:hanging="202"/>
+      </w:pPr>
+      <w:r>
+        <w:rPr>
+          <w:rFonts w:ascii="Arial" w:hAnsi="Arial"/>
+          <w:b w:val="0"/>
+          <w:i w:val="0"/>
+          <w:color w:val="1D2730"/>
+          <w:sz w:val="17"/>
+        </w:rPr>
+        <w:t>Conducted hand-eye calibration research for industrial robot and 3D vision systems using an ABB IRB-120/IRC5 and Keyence LJ-X8000A/LJ-X8060 sensors, including robot motion, I/O triggering, profile acquisition, and system integration.</w:t>
+      </w:r>
+    </w:p>
+    <w:p>
+      <w:pPr>
+        <w:pStyle w:val="ListBullet"/>
+        <w:keepNext w:val="0"/>
+        <w:spacing w:before="0" w:after="10" w:line="240" w:lineRule="auto"/>
+        <w:ind w:left="274" w:hanging="202"/>
+      </w:pPr>
+      <w:r>
+        <w:rPr>
+          <w:rFonts w:ascii="Arial" w:hAnsi="Arial"/>
+          <w:b w:val="0"/>
+          <w:i w:val="0"/>
+          <w:color w:val="1D2730"/>
+          <w:sz w:val="17"/>
+        </w:rPr>
+        <w:t>Designed and evaluated a multi-stage calibration workflow with orthogonal geometric pre-calibration, dynamic point-cloud screening, refinement optimization, and independent testing.</w:t>
+      </w:r>
+    </w:p>
+    <w:p>
+      <w:pPr>
+        <w:pStyle w:val="ListBullet"/>
+        <w:keepNext w:val="0"/>
+        <w:spacing w:before="0" w:after="10" w:line="240" w:lineRule="auto"/>
+        <w:ind w:left="274" w:hanging="202"/>
+      </w:pPr>
+      <w:r>
+        <w:rPr>
+          <w:rFonts w:ascii="Arial" w:hAnsi="Arial"/>
+          <w:b w:val="0"/>
+          <w:i w:val="0"/>
+          <w:color w:val="1D2730"/>
+          <w:sz w:val="17"/>
+        </w:rPr>
+        <w:t>Collected multi-pose, multi-edge, and multi-point data and helped address practical system issues including robot zeroing, SMB battery maintenance, and trigger synchronization. Published patent application: CN121821412A; manuscript in preparation.</w:t>
+      </w:r>
+    </w:p>
+    <w:p>
+      <w:pPr>
+        <w:keepNext/>
+        <w:spacing w:before="100" w:after="60" w:line="240" w:lineRule="auto"/>
+        <w:pBdr>
+          <w:bottom w:val="single" w:sz="6" w:space="4" w:color="C8D4DE"/>
+        </w:pBdr>
+      </w:pPr>
+      <w:r>
+        <w:rPr>
+          <w:rFonts w:ascii="Arial" w:hAnsi="Arial"/>
+          <w:b/>
+          <w:i w:val="0"/>
+          <w:color w:val="1E6E96"/>
+          <w:sz w:val="18"/>
+        </w:rPr>
+        <w:t>COMPETITION ENGINEERING EXPERIENCE</w:t>
+      </w:r>
+    </w:p>
+    <w:p>
+      <w:pPr>
+        <w:keepNext/>
+        <w:tabs>
+          <w:tab w:pos="10253" w:val="right"/>
+        </w:tabs>
+        <w:spacing w:before="40" w:after="8" w:line="240" w:lineRule="auto"/>
+      </w:pPr>
+      <w:r>
+        <w:rPr>
+          <w:rFonts w:ascii="Arial" w:hAnsi="Arial"/>
+          <w:b/>
+          <w:i w:val="0"/>
+          <w:color w:val="12314D"/>
+          <w:sz w:val="20"/>
+        </w:rPr>
+        <w:t>Autonomous Aiming Device</w:t>
+      </w:r>
+      <w:r>
+        <w:rPr>
+          <w:rFonts w:ascii="Arial" w:hAnsi="Arial"/>
+          <w:b w:val="0"/>
+          <w:i/>
+          <w:color w:val="5E6C77"/>
+          <w:sz w:val="18"/>
+        </w:rPr>
+        <w:tab/>
+        <w:t>2025</w:t>
+      </w:r>
+    </w:p>
+    <w:p>
+      <w:pPr>
+        <w:keepNext/>
+        <w:spacing w:before="0" w:after="12" w:line="240" w:lineRule="auto"/>
+      </w:pPr>
+      <w:r>
+        <w:rPr>
+          <w:rFonts w:ascii="Arial" w:hAnsi="Arial"/>
+          <w:b w:val="0"/>
+          <w:i/>
+          <w:color w:val="5E6C77"/>
+          <w:sz w:val="17"/>
+        </w:rPr>
+        <w:t>National Undergraduate Electronic Design Contest | Vision Perception and Target Tracking | Three-Member Team | Jiangsu Provincial Third Prize</w:t>
+      </w:r>
+    </w:p>
+    <w:p>
+      <w:pPr>
+        <w:pStyle w:val="ListBullet"/>
+        <w:keepNext w:val="0"/>
+        <w:spacing w:before="0" w:after="10" w:line="240" w:lineRule="auto"/>
+        <w:ind w:left="274" w:hanging="202"/>
+      </w:pPr>
+      <w:r>
+        <w:rPr>
+          <w:rFonts w:ascii="Arial" w:hAnsi="Arial"/>
+          <w:b w:val="0"/>
+          <w:i w:val="0"/>
+          <w:color w:val="1D2730"/>
+          <w:sz w:val="17"/>
+        </w:rPr>
+        <w:t>Built a real-time visual-processing pipeline with a Raspberry Pi and industrial camera; responsible for target detection, target-center localization, and continuous tracking.</w:t>
+      </w:r>
+    </w:p>
+    <w:p>
+      <w:pPr>
+        <w:pStyle w:val="ListBullet"/>
+        <w:keepNext w:val="0"/>
+        <w:spacing w:before="0" w:after="10" w:line="240" w:lineRule="auto"/>
+        <w:ind w:left="274" w:hanging="202"/>
+      </w:pPr>
+      <w:r>
+        <w:rPr>
+          <w:rFonts w:ascii="Arial" w:hAnsi="Arial"/>
+          <w:b w:val="0"/>
+          <w:i w:val="0"/>
+          <w:color w:val="1D2730"/>
+          <w:sz w:val="17"/>
+        </w:rPr>
+        <w:t>Implemented color-threshold segmentation, contour extraction, and circle detection in OpenCV with approximately 30 Hz feedback; tuned thresholds and target-selection logic for vehicle and gimbal motion, then integrated the pipeline with gimbal and actuator-control modules for closed-loop aiming.</w:t>
+      </w:r>
+    </w:p>
+    <w:p>
+      <w:pPr>
+        <w:keepNext/>
+        <w:spacing w:before="100" w:after="60" w:line="240" w:lineRule="auto"/>
+        <w:pBdr>
+          <w:bottom w:val="single" w:sz="6" w:space="4" w:color="C8D4DE"/>
+        </w:pBdr>
+      </w:pPr>
+      <w:r>
+        <w:rPr>
+          <w:rFonts w:ascii="Arial" w:hAnsi="Arial"/>
+          <w:b/>
+          <w:i w:val="0"/>
+          <w:color w:val="1E6E96"/>
+          <w:sz w:val="18"/>
+        </w:rPr>
+        <w:t>TECHNICAL SKILLS</w:t>
+      </w:r>
+    </w:p>
+    <w:p>
+      <w:pPr>
+        <w:keepNext w:val="0"/>
+        <w:spacing w:before="0" w:after="16" w:line="240" w:lineRule="auto"/>
+      </w:pPr>
+      <w:r>
+        <w:rPr>
+          <w:rFonts w:ascii="Arial" w:hAnsi="Arial"/>
+          <w:b/>
+          <w:i w:val="0"/>
+          <w:color w:val="12314D"/>
+          <w:sz w:val="17"/>
+        </w:rPr>
+        <w:t xml:space="preserve">Programming and Engineering: </w:t>
+      </w:r>
+      <w:r>
+        <w:rPr>
+          <w:rFonts w:ascii="Arial" w:hAnsi="Arial"/>
+          <w:b w:val="0"/>
+          <w:i w:val="0"/>
+          <w:color w:val="1D2730"/>
+          <w:sz w:val="17"/>
+        </w:rPr>
+        <w:t>Python, C++, Git/GitHub, Linux</w:t>
+      </w:r>
+    </w:p>
+    <w:p>
+      <w:pPr>
+        <w:keepNext w:val="0"/>
+        <w:spacing w:before="0" w:after="16" w:line="240" w:lineRule="auto"/>
+      </w:pPr>
+      <w:r>
+        <w:rPr>
+          <w:rFonts w:ascii="Arial" w:hAnsi="Arial"/>
+          <w:b/>
+          <w:i w:val="0"/>
+          <w:color w:val="12314D"/>
+          <w:sz w:val="17"/>
+        </w:rPr>
+        <w:t xml:space="preserve">ML and Robot Learning: </w:t>
+      </w:r>
+      <w:r>
+        <w:rPr>
+          <w:rFonts w:ascii="Arial" w:hAnsi="Arial"/>
+          <w:b w:val="0"/>
+          <w:i w:val="0"/>
+          <w:color w:val="1D2730"/>
+          <w:sz w:val="17"/>
+        </w:rPr>
+        <w:t>PyTorch, PPO, reward design, curriculum learning, humanoid motion control, motion imitation, motion priors, Conditional AMP</w:t>
+      </w:r>
+    </w:p>
+    <w:p>
+      <w:pPr>
+        <w:keepNext w:val="0"/>
+        <w:spacing w:before="0" w:after="16" w:line="240" w:lineRule="auto"/>
+      </w:pPr>
+      <w:r>
+        <w:rPr>
+          <w:rFonts w:ascii="Arial" w:hAnsi="Arial"/>
+          <w:b/>
+          <w:i w:val="0"/>
+          <w:color w:val="12314D"/>
+          <w:sz w:val="17"/>
+        </w:rPr>
+        <w:t xml:space="preserve">Simulation, Robotics, and Vision: </w:t>
+      </w:r>
+      <w:r>
+        <w:rPr>
+          <w:rFonts w:ascii="Arial" w:hAnsi="Arial"/>
+          <w:b w:val="0"/>
+          <w:i w:val="0"/>
+          <w:color w:val="1D2730"/>
+          <w:sz w:val="17"/>
+        </w:rPr>
+        <w:t>MuJoCo, MJLab, Warp, ABB RAPID, robot calibration, 3D sensing, point-cloud processing, OpenCV, target tracking, camera-control integration</w:t>
+      </w:r>
+    </w:p>
+    <w:p>
+      <w:pPr>
+        <w:keepNext/>
+        <w:spacing w:before="100" w:after="60" w:line="240" w:lineRule="auto"/>
+        <w:pBdr>
+          <w:bottom w:val="single" w:sz="6" w:space="4" w:color="C8D4DE"/>
+        </w:pBdr>
+      </w:pPr>
+      <w:r>
+        <w:rPr>
+          <w:rFonts w:ascii="Arial" w:hAnsi="Arial"/>
+          <w:b/>
+          <w:i w:val="0"/>
+          <w:color w:val="1E6E96"/>
+          <w:sz w:val="18"/>
+        </w:rPr>
+        <w:t>HONORS</w:t>
+      </w:r>
+    </w:p>
+    <w:p>
+      <w:pPr>
+        <w:pStyle w:val="ListBullet"/>
+        <w:keepNext w:val="0"/>
+        <w:spacing w:before="0" w:after="10" w:line="240" w:lineRule="auto"/>
+        <w:ind w:left="274" w:hanging="202"/>
+      </w:pPr>
+      <w:r>
+        <w:rPr>
+          <w:rFonts w:ascii="Arial" w:hAnsi="Arial"/>
+          <w:b w:val="0"/>
+          <w:i w:val="0"/>
+          <w:color w:val="1D2730"/>
+          <w:sz w:val="17"/>
+        </w:rPr>
+        <w:t>Third Place, RoboCup China Open 3D Simulation League, 2025.</w:t>
+      </w:r>
+    </w:p>
+    <w:p>
+      <w:pPr>
+        <w:pStyle w:val="ListBullet"/>
+        <w:keepNext w:val="0"/>
+        <w:spacing w:before="0" w:after="10" w:line="240" w:lineRule="auto"/>
+        <w:ind w:left="274" w:hanging="202"/>
+      </w:pPr>
+      <w:r>
+        <w:rPr>
+          <w:rFonts w:ascii="Arial" w:hAnsi="Arial"/>
+          <w:b w:val="0"/>
+          <w:i w:val="0"/>
+          <w:color w:val="1D2730"/>
+          <w:sz w:val="17"/>
+        </w:rPr>
+        <w:t>Third Place, Jiangsu Provincial Robot Competition, 3D Simulation Group, 2025.</w:t>
       </w:r>
     </w:p>
     <w:sectPr>
-      <w:pgSz w:w="11905" w:h="16838"/>
-      <w:pgMar w:top="0" w:right="0" w:bottom="0" w:left="0" w:header="0" w:footer="0" w:gutter="0"/>
+      <w:footerReference w:type="default" r:id="rId9"/>
+      <w:pgSz w:w="12240" w:h="15840"/>
+      <w:pgMar w:top="576" w:right="979" w:bottom="547" w:left="979" w:header="360" w:footer="360" w:gutter="0"/>
       <w:cols w:space="720"/>
       <w:docGrid w:linePitch="360"/>
     </w:sectPr>
   </w:body>
 </w:document>
+</file>
+
+<file path=word/footer1.xml><?xml version="1.0" encoding="utf-8"?>
+<w:ftr xmlns:m="http://schemas.openxmlformats.org/officeDocument/2006/math" xmlns:mc="http://schemas.openxmlformats.org/markup-compatibility/2006" xmlns:mo="http://schemas.microsoft.com/office/mac/office/2008/main" xmlns:mv="urn:schemas-microsoft-com:mac:vml" xmlns:o="urn:schemas-microsoft-com:office:office" xmlns:r="http://schemas.openxmlformats.org/officeDocument/2006/relationships" xmlns:v="urn:schemas-microsoft-com:vml" xmlns:w10="urn:schemas-microsoft-com:office:word" xmlns:w14="http://schemas.microsoft.com/office/word/2010/wordml" xmlns:w="http://schemas.openxmlformats.org/wordprocessingml/2006/main" xmlns:wne="http://schemas.microsoft.com/office/word/2006/wordml" xmlns:wp14="http://schemas.microsoft.com/office/word/2010/wordprocessingDrawing" xmlns:wp="http://schemas.openxmlformats.org/drawingml/2006/wordprocessingDrawing" xmlns:wpc="http://schemas.microsoft.com/office/word/2010/wordprocessingCanvas" xmlns:wpg="http://schemas.microsoft.com/office/word/2010/wordprocessingGroup" xmlns:wpi="http://schemas.microsoft.com/office/word/2010/wordprocessingInk" xmlns:wps="http://schemas.microsoft.com/office/word/2010/wordprocessingShape" mc:Ignorable="w14 wp14">
+  <w:p>
+    <w:pPr>
+      <w:pStyle w:val="Footer"/>
+      <w:keepNext w:val="0"/>
+      <w:spacing w:before="0" w:after="0" w:line="240" w:lineRule="auto"/>
+      <w:jc w:val="center"/>
+    </w:pPr>
+    <w:r>
+      <w:rPr>
+        <w:rFonts w:ascii="Arial" w:hAnsi="Arial"/>
+        <w:b w:val="0"/>
+        <w:i w:val="0"/>
+        <w:color w:val="5E6C77"/>
+        <w:sz w:val="15"/>
+      </w:rPr>
+      <w:t>Xuehao Xu | Research CV</w:t>
+    </w:r>
+  </w:p>
+</w:ftr>
 </file>
 
 <file path=word/numbering.xml><?xml version="1.0" encoding="utf-8"?>
@@ -415,6 +1136,11 @@
     <w:name w:val="Normal"/>
     <w:qFormat/>
     <w:rsid w:val="00FC693F"/>
+    <w:rPr>
+      <w:rFonts w:ascii="Arial" w:hAnsi="Arial"/>
+      <w:color w:val="1D2730"/>
+      <w:sz w:val="17"/>
+    </w:rPr>
   </w:style>
   <w:style w:type="paragraph" w:styleId="Header">
     <w:name w:val="header"/>
@@ -12097,6 +12823,17 @@
         <w:shd w:val="clear" w:color="auto" w:fill="FBCAA2" w:themeFill="accent6" w:themeFillTint="7F"/>
       </w:tcPr>
     </w:tblStylePr>
+  </w:style>
+  <w:style w:type="paragraph" w:customStyle="1" w:styleId="Equation">
+    <w:name w:val="Equation"/>
+    <w:pPr>
+      <w:keepLines/>
+      <w:spacing w:before="80" w:after="80"/>
+    </w:pPr>
+    <w:rPr>
+      <w:rFonts w:ascii="Cambria Math" w:hAnsi="Cambria Math" w:eastAsia="Cambria Math" w:cs="Cambria Math"/>
+      <w:sz w:val="21"/>
+    </w:rPr>
   </w:style>
 </w:styles>
 </file>
